--- a/documents/templates/packing-list-training.docx
+++ b/documents/templates/packing-list-training.docx
@@ -57,6 +57,26 @@
               </w:rPr>
               <w:t>1) Shipper/Export</w:t>
             </w:r>
+            <w:r>
+              <w:rPr>
+                <w:rFonts w:ascii="Arial" w:hAnsi="Arial" w:eastAsia="Microsoft JhengHei"/>
+                <w:i w:val="0"/>
+                <w:color w:val="C00000"/>
+                <w:sz w:val="14"/>
+              </w:rPr>
+              <w:br/>
+              <w:t>出貨方／出口商名稱與地址</w:t>
+            </w:r>
+            <w:r>
+              <w:rPr>
+                <w:rFonts w:ascii="Arial" w:hAnsi="Arial" w:eastAsia="Microsoft JhengHei"/>
+                <w:i/>
+                <w:color w:val="C00000"/>
+                <w:sz w:val="13"/>
+              </w:rPr>
+              <w:br/>
+              <w:t>E.g. SAMPLE EXPORTER CO., LTD.</w:t>
+            </w:r>
           </w:p>
           <w:p/>
           <w:p/>
@@ -87,6 +107,26 @@
                 <w:sz w:val="14"/>
               </w:rPr>
               <w:t>8) No. &amp; date of Invoice</w:t>
+            </w:r>
+            <w:r>
+              <w:rPr>
+                <w:rFonts w:ascii="Arial" w:hAnsi="Arial" w:eastAsia="Microsoft JhengHei"/>
+                <w:i w:val="0"/>
+                <w:color w:val="C00000"/>
+                <w:sz w:val="13"/>
+              </w:rPr>
+              <w:br/>
+              <w:t>發票編號／日期</w:t>
+            </w:r>
+            <w:r>
+              <w:rPr>
+                <w:rFonts w:ascii="Arial" w:hAnsi="Arial" w:eastAsia="Microsoft JhengHei"/>
+                <w:i/>
+                <w:color w:val="C00000"/>
+                <w:sz w:val="12"/>
+              </w:rPr>
+              <w:br/>
+              <w:t>E.g. TRAINING-INV-001 / 2026-08-25</w:t>
             </w:r>
           </w:p>
           <w:p/>
@@ -123,6 +163,26 @@
               </w:rPr>
               <w:t>2) For Account &amp; Risk of Messrs</w:t>
             </w:r>
+            <w:r>
+              <w:rPr>
+                <w:rFonts w:ascii="Arial" w:hAnsi="Arial" w:eastAsia="Microsoft JhengHei"/>
+                <w:i w:val="0"/>
+                <w:color w:val="C00000"/>
+                <w:sz w:val="13"/>
+              </w:rPr>
+              <w:br/>
+              <w:t>交易負擔方資料，依契約確認</w:t>
+            </w:r>
+            <w:r>
+              <w:rPr>
+                <w:rFonts w:ascii="Arial" w:hAnsi="Arial" w:eastAsia="Microsoft JhengHei"/>
+                <w:i/>
+                <w:color w:val="C00000"/>
+                <w:sz w:val="12"/>
+              </w:rPr>
+              <w:br/>
+              <w:t>E.g. SAMPLE BUYER CO., LTD.</w:t>
+            </w:r>
           </w:p>
           <w:p/>
           <w:p/>
@@ -153,6 +213,26 @@
                 <w:sz w:val="14"/>
               </w:rPr>
               <w:t>9) No. &amp; date of L/C</w:t>
+            </w:r>
+            <w:r>
+              <w:rPr>
+                <w:rFonts w:ascii="Arial" w:hAnsi="Arial" w:eastAsia="Microsoft JhengHei"/>
+                <w:i w:val="0"/>
+                <w:color w:val="C00000"/>
+                <w:sz w:val="12"/>
+              </w:rPr>
+              <w:br/>
+              <w:t>L/C 編號／日期，適用時</w:t>
+            </w:r>
+            <w:r>
+              <w:rPr>
+                <w:rFonts w:ascii="Arial" w:hAnsi="Arial" w:eastAsia="Microsoft JhengHei"/>
+                <w:i/>
+                <w:color w:val="C00000"/>
+                <w:sz w:val="11"/>
+              </w:rPr>
+              <w:br/>
+              <w:t>E.g. TRAINING-LC-001 / 2026-08-20</w:t>
             </w:r>
           </w:p>
           <w:p/>
@@ -189,6 +269,26 @@
               </w:rPr>
               <w:t>3) Notify party</w:t>
             </w:r>
+            <w:r>
+              <w:rPr>
+                <w:rFonts w:ascii="Arial" w:hAnsi="Arial" w:eastAsia="Microsoft JhengHei"/>
+                <w:i w:val="0"/>
+                <w:color w:val="C00000"/>
+                <w:sz w:val="14"/>
+              </w:rPr>
+              <w:br/>
+              <w:t>到貨通知方資料</w:t>
+            </w:r>
+            <w:r>
+              <w:rPr>
+                <w:rFonts w:ascii="Arial" w:hAnsi="Arial" w:eastAsia="Microsoft JhengHei"/>
+                <w:i/>
+                <w:color w:val="C00000"/>
+                <w:sz w:val="13"/>
+              </w:rPr>
+              <w:br/>
+              <w:t>E.g. SAMPLE NOTIFY PARTY</w:t>
+            </w:r>
           </w:p>
           <w:p/>
           <w:p/>
@@ -219,6 +319,26 @@
                 <w:sz w:val="14"/>
               </w:rPr>
               <w:t>10) Remarks</w:t>
+            </w:r>
+            <w:r>
+              <w:rPr>
+                <w:rFonts w:ascii="Arial" w:hAnsi="Arial" w:eastAsia="Microsoft JhengHei"/>
+                <w:i w:val="0"/>
+                <w:color w:val="C00000"/>
+                <w:sz w:val="13"/>
+              </w:rPr>
+              <w:br/>
+              <w:t>補充備註</w:t>
+            </w:r>
+            <w:r>
+              <w:rPr>
+                <w:rFonts w:ascii="Arial" w:hAnsi="Arial" w:eastAsia="Microsoft JhengHei"/>
+                <w:i/>
+                <w:color w:val="C00000"/>
+                <w:sz w:val="12"/>
+              </w:rPr>
+              <w:br/>
+              <w:t>E.g. TRAINING USE ONLY</w:t>
             </w:r>
           </w:p>
           <w:p>
@@ -251,6 +371,26 @@
                 <w:sz w:val="14"/>
               </w:rPr>
               <w:t>SHIP TO:</w:t>
+            </w:r>
+            <w:r>
+              <w:rPr>
+                <w:rFonts w:ascii="Arial" w:hAnsi="Arial" w:eastAsia="Microsoft JhengHei"/>
+                <w:i w:val="0"/>
+                <w:color w:val="C00000"/>
+                <w:sz w:val="13"/>
+              </w:rPr>
+              <w:br/>
+              <w:t>收貨方／送達地址</w:t>
+            </w:r>
+            <w:r>
+              <w:rPr>
+                <w:rFonts w:ascii="Arial" w:hAnsi="Arial" w:eastAsia="Microsoft JhengHei"/>
+                <w:i/>
+                <w:color w:val="C00000"/>
+                <w:sz w:val="12"/>
+              </w:rPr>
+              <w:br/>
+              <w:t>E.g. SAMPLE IMPORTER CO., LTD.</w:t>
             </w:r>
           </w:p>
           <w:p/>
@@ -320,6 +460,26 @@
                     </w:rPr>
                     <w:t>4) Port of loading</w:t>
                   </w:r>
+                  <w:r>
+                    <w:rPr>
+                      <w:rFonts w:ascii="Arial" w:hAnsi="Arial" w:eastAsia="Microsoft JhengHei"/>
+                      <w:i w:val="0"/>
+                      <w:color w:val="C00000"/>
+                      <w:sz w:val="13"/>
+                    </w:rPr>
+                    <w:br/>
+                    <w:t>裝運港／起運地</w:t>
+                  </w:r>
+                  <w:r>
+                    <w:rPr>
+                      <w:rFonts w:ascii="Arial" w:hAnsi="Arial" w:eastAsia="Microsoft JhengHei"/>
+                      <w:i/>
+                      <w:color w:val="C00000"/>
+                      <w:sz w:val="12"/>
+                    </w:rPr>
+                    <w:br/>
+                    <w:t>E.g. KAOHSIUNG, TAIWAN</w:t>
+                  </w:r>
                 </w:p>
                 <w:p/>
               </w:tc>
@@ -349,6 +509,26 @@
                       <w:sz w:val="14"/>
                     </w:rPr>
                     <w:t>5) Final destination</w:t>
+                  </w:r>
+                  <w:r>
+                    <w:rPr>
+                      <w:rFonts w:ascii="Arial" w:hAnsi="Arial" w:eastAsia="Microsoft JhengHei"/>
+                      <w:i w:val="0"/>
+                      <w:color w:val="C00000"/>
+                      <w:sz w:val="13"/>
+                    </w:rPr>
+                    <w:br/>
+                    <w:t>最終目的地</w:t>
+                  </w:r>
+                  <w:r>
+                    <w:rPr>
+                      <w:rFonts w:ascii="Arial" w:hAnsi="Arial" w:eastAsia="Microsoft JhengHei"/>
+                      <w:i/>
+                      <w:color w:val="C00000"/>
+                      <w:sz w:val="12"/>
+                    </w:rPr>
+                    <w:br/>
+                    <w:t>E.g. TOKYO, JAPAN</w:t>
                   </w:r>
                 </w:p>
                 <w:p/>
@@ -446,6 +626,26 @@
                     </w:rPr>
                     <w:t>6) Carrier</w:t>
                   </w:r>
+                  <w:r>
+                    <w:rPr>
+                      <w:rFonts w:ascii="Arial" w:hAnsi="Arial" w:eastAsia="Microsoft JhengHei"/>
+                      <w:i w:val="0"/>
+                      <w:color w:val="C00000"/>
+                      <w:sz w:val="13"/>
+                    </w:rPr>
+                    <w:br/>
+                    <w:t>主要承運人</w:t>
+                  </w:r>
+                  <w:r>
+                    <w:rPr>
+                      <w:rFonts w:ascii="Arial" w:hAnsi="Arial" w:eastAsia="Microsoft JhengHei"/>
+                      <w:i/>
+                      <w:color w:val="C00000"/>
+                      <w:sz w:val="12"/>
+                    </w:rPr>
+                    <w:br/>
+                    <w:t>E.g. SAMPLE CARRIER</w:t>
+                  </w:r>
                 </w:p>
                 <w:p/>
               </w:tc>
@@ -475,6 +675,26 @@
                       <w:sz w:val="14"/>
                     </w:rPr>
                     <w:t>7) Sailing on or about</w:t>
+                  </w:r>
+                  <w:r>
+                    <w:rPr>
+                      <w:rFonts w:ascii="Arial" w:hAnsi="Arial" w:eastAsia="Microsoft JhengHei"/>
+                      <w:i w:val="0"/>
+                      <w:color w:val="C00000"/>
+                      <w:sz w:val="13"/>
+                    </w:rPr>
+                    <w:br/>
+                    <w:t>預定開航日期</w:t>
+                  </w:r>
+                  <w:r>
+                    <w:rPr>
+                      <w:rFonts w:ascii="Arial" w:hAnsi="Arial" w:eastAsia="Microsoft JhengHei"/>
+                      <w:i/>
+                      <w:color w:val="C00000"/>
+                      <w:sz w:val="12"/>
+                    </w:rPr>
+                    <w:br/>
+                    <w:t>E.g. 2026-08-25</w:t>
                   </w:r>
                 </w:p>
                 <w:p/>
@@ -727,6 +947,25 @@
             <w:pPr>
               <w:spacing w:after="0"/>
             </w:pPr>
+            <w:r>
+              <w:rPr>
+                <w:rFonts w:ascii="Arial" w:hAnsi="Arial" w:eastAsia="Microsoft JhengHei"/>
+                <w:i w:val="0"/>
+                <w:color w:val="C00000"/>
+                <w:sz w:val="12"/>
+              </w:rPr>
+              <w:t>包裝嘜頭／編號</w:t>
+            </w:r>
+            <w:r>
+              <w:rPr>
+                <w:rFonts w:ascii="Arial" w:hAnsi="Arial" w:eastAsia="Microsoft JhengHei"/>
+                <w:i/>
+                <w:color w:val="C00000"/>
+                <w:sz w:val="11"/>
+              </w:rPr>
+              <w:br/>
+              <w:t>E.g. SAMPLE / CTN 1-5</w:t>
+            </w:r>
           </w:p>
         </w:tc>
         <w:tc>
@@ -749,6 +988,25 @@
             <w:pPr>
               <w:spacing w:after="0"/>
             </w:pPr>
+            <w:r>
+              <w:rPr>
+                <w:rFonts w:ascii="Arial" w:hAnsi="Arial" w:eastAsia="Microsoft JhengHei"/>
+                <w:i w:val="0"/>
+                <w:color w:val="C00000"/>
+                <w:sz w:val="12"/>
+              </w:rPr>
+              <w:t>具體貨物品名</w:t>
+            </w:r>
+            <w:r>
+              <w:rPr>
+                <w:rFonts w:ascii="Arial" w:hAnsi="Arial" w:eastAsia="Microsoft JhengHei"/>
+                <w:i/>
+                <w:color w:val="C00000"/>
+                <w:sz w:val="11"/>
+              </w:rPr>
+              <w:br/>
+              <w:t>E.g. TRAINING PARTS</w:t>
+            </w:r>
           </w:p>
         </w:tc>
         <w:tc>
@@ -771,6 +1029,25 @@
             <w:pPr>
               <w:spacing w:after="0"/>
             </w:pPr>
+            <w:r>
+              <w:rPr>
+                <w:rFonts w:ascii="Arial" w:hAnsi="Arial" w:eastAsia="Microsoft JhengHei"/>
+                <w:i w:val="0"/>
+                <w:color w:val="C00000"/>
+                <w:sz w:val="12"/>
+              </w:rPr>
+              <w:t>商品數量</w:t>
+            </w:r>
+            <w:r>
+              <w:rPr>
+                <w:rFonts w:ascii="Arial" w:hAnsi="Arial" w:eastAsia="Microsoft JhengHei"/>
+                <w:i/>
+                <w:color w:val="C00000"/>
+                <w:sz w:val="11"/>
+              </w:rPr>
+              <w:br/>
+              <w:t>E.g. 100 PCS</w:t>
+            </w:r>
           </w:p>
         </w:tc>
         <w:tc>
@@ -793,6 +1070,25 @@
             <w:pPr>
               <w:spacing w:after="0"/>
             </w:pPr>
+            <w:r>
+              <w:rPr>
+                <w:rFonts w:ascii="Arial" w:hAnsi="Arial" w:eastAsia="Microsoft JhengHei"/>
+                <w:i w:val="0"/>
+                <w:color w:val="C00000"/>
+                <w:sz w:val="12"/>
+              </w:rPr>
+              <w:t>淨重</w:t>
+            </w:r>
+            <w:r>
+              <w:rPr>
+                <w:rFonts w:ascii="Arial" w:hAnsi="Arial" w:eastAsia="Microsoft JhengHei"/>
+                <w:i/>
+                <w:color w:val="C00000"/>
+                <w:sz w:val="11"/>
+              </w:rPr>
+              <w:br/>
+              <w:t>E.g. 100.0 KGS</w:t>
+            </w:r>
           </w:p>
         </w:tc>
         <w:tc>
@@ -815,6 +1111,25 @@
             <w:pPr>
               <w:spacing w:after="0"/>
             </w:pPr>
+            <w:r>
+              <w:rPr>
+                <w:rFonts w:ascii="Arial" w:hAnsi="Arial" w:eastAsia="Microsoft JhengHei"/>
+                <w:i w:val="0"/>
+                <w:color w:val="C00000"/>
+                <w:sz w:val="12"/>
+              </w:rPr>
+              <w:t>毛重</w:t>
+            </w:r>
+            <w:r>
+              <w:rPr>
+                <w:rFonts w:ascii="Arial" w:hAnsi="Arial" w:eastAsia="Microsoft JhengHei"/>
+                <w:i/>
+                <w:color w:val="C00000"/>
+                <w:sz w:val="11"/>
+              </w:rPr>
+              <w:br/>
+              <w:t>E.g. 125.0 KGS</w:t>
+            </w:r>
           </w:p>
         </w:tc>
         <w:tc>
@@ -837,6 +1152,25 @@
             <w:pPr>
               <w:spacing w:after="0"/>
             </w:pPr>
+            <w:r>
+              <w:rPr>
+                <w:rFonts w:ascii="Arial" w:hAnsi="Arial" w:eastAsia="Microsoft JhengHei"/>
+                <w:i w:val="0"/>
+                <w:color w:val="C00000"/>
+                <w:sz w:val="12"/>
+              </w:rPr>
+              <w:t>尺寸／材積</w:t>
+            </w:r>
+            <w:r>
+              <w:rPr>
+                <w:rFonts w:ascii="Arial" w:hAnsi="Arial" w:eastAsia="Microsoft JhengHei"/>
+                <w:i/>
+                <w:color w:val="C00000"/>
+                <w:sz w:val="11"/>
+              </w:rPr>
+              <w:br/>
+              <w:t>E.g. 1.20 CBM</w:t>
+            </w:r>
           </w:p>
         </w:tc>
       </w:tr>
@@ -1457,6 +1791,16 @@
               </w:rPr>
               <w:t>Signed by  ______________________________</w:t>
             </w:r>
+            <w:r>
+              <w:rPr>
+                <w:rFonts w:ascii="Arial" w:hAnsi="Arial" w:eastAsia="Microsoft JhengHei"/>
+                <w:i/>
+                <w:color w:val="C00000"/>
+                <w:sz w:val="12"/>
+              </w:rPr>
+              <w:br/>
+              <w:t>授權人員簽署  E.g. TRAINING SIGNATURE</w:t>
+            </w:r>
           </w:p>
         </w:tc>
       </w:tr>
